--- a/Практическая работа 6 Черный ящик.docx
+++ b/Практическая работа 6 Черный ящик.docx
@@ -169,13 +169,7 @@
             <w:rPr>
               <w:rFonts w:ascii="Cambria Math" w:eastAsiaTheme="majorEastAsia" w:hAnsi="Cambria Math" w:cstheme="majorBidi"/>
             </w:rPr>
-            <m:t>x</m:t>
-          </m:r>
-          <m:r>
-            <w:rPr>
-              <w:rFonts w:ascii="Cambria Math" w:eastAsiaTheme="majorEastAsia" w:hAnsi="Cambria Math" w:cstheme="majorBidi"/>
-            </w:rPr>
-            <m:t>+10≥0</m:t>
+            <m:t>x+10≥0</m:t>
           </m:r>
           <m:r>
             <w:rPr>
@@ -187,19 +181,7 @@
             <w:rPr>
               <w:rFonts w:ascii="Cambria Math" w:eastAsiaTheme="majorEastAsia" w:hAnsi="Cambria Math" w:cstheme="majorBidi"/>
             </w:rPr>
-            <m:t xml:space="preserve">x </m:t>
-          </m:r>
-          <m:r>
-            <w:rPr>
-              <w:rFonts w:ascii="Cambria Math" w:eastAsiaTheme="majorEastAsia" w:hAnsi="Cambria Math" w:cstheme="majorBidi"/>
-            </w:rPr>
-            <m:t>≥ -1</m:t>
-          </m:r>
-          <m:r>
-            <w:rPr>
-              <w:rFonts w:ascii="Cambria Math" w:eastAsiaTheme="majorEastAsia" w:hAnsi="Cambria Math" w:cstheme="majorBidi"/>
-            </w:rPr>
-            <m:t>0</m:t>
+            <m:t>x ≥ -10</m:t>
           </m:r>
         </m:oMath>
       </m:oMathPara>
@@ -303,13 +285,7 @@
             <w:rPr>
               <w:rFonts w:ascii="Cambria Math" w:eastAsiaTheme="majorEastAsia" w:hAnsi="Cambria Math" w:cstheme="majorBidi"/>
             </w:rPr>
-            <m:t>&lt;</m:t>
-          </m:r>
-          <m:r>
-            <w:rPr>
-              <w:rFonts w:ascii="Cambria Math" w:eastAsiaTheme="majorEastAsia" w:hAnsi="Cambria Math" w:cstheme="majorBidi"/>
-            </w:rPr>
-            <m:t>16</m:t>
+            <m:t>&lt;16</m:t>
           </m:r>
           <m:r>
             <w:rPr>
@@ -321,31 +297,7 @@
             <w:rPr>
               <w:rFonts w:ascii="Cambria Math" w:eastAsiaTheme="majorEastAsia" w:hAnsi="Cambria Math" w:cstheme="majorBidi"/>
             </w:rPr>
-            <m:t>-4</m:t>
-          </m:r>
-          <m:r>
-            <w:rPr>
-              <w:rFonts w:ascii="Cambria Math" w:eastAsiaTheme="majorEastAsia" w:hAnsi="Cambria Math" w:cstheme="majorBidi"/>
-            </w:rPr>
-            <m:t>&lt;</m:t>
-          </m:r>
-          <m:r>
-            <w:rPr>
-              <w:rFonts w:ascii="Cambria Math" w:eastAsiaTheme="majorEastAsia" w:hAnsi="Cambria Math" w:cstheme="majorBidi"/>
-            </w:rPr>
-            <m:t>x</m:t>
-          </m:r>
-          <m:r>
-            <w:rPr>
-              <w:rFonts w:ascii="Cambria Math" w:eastAsiaTheme="majorEastAsia" w:hAnsi="Cambria Math" w:cstheme="majorBidi"/>
-            </w:rPr>
-            <m:t>&lt;</m:t>
-          </m:r>
-          <m:r>
-            <w:rPr>
-              <w:rFonts w:ascii="Cambria Math" w:eastAsiaTheme="majorEastAsia" w:hAnsi="Cambria Math" w:cstheme="majorBidi"/>
-            </w:rPr>
-            <m:t>4</m:t>
+            <m:t>-4&lt;x&lt;4</m:t>
           </m:r>
         </m:oMath>
       </m:oMathPara>
@@ -713,6 +665,7 @@
             <w:tcW w:w="2215" w:type="dxa"/>
           </w:tcPr>
           <w:p>
+            <w:proofErr w:type="gramStart"/>
             <w:r>
               <w:rPr>
                 <w:lang w:val="en-US"/>
@@ -720,7 +673,11 @@
               <w:t>f</w:t>
             </w:r>
             <w:r>
-              <w:t>(-3,99) ≈ 8,6729</w:t>
+              <w:t>(</w:t>
+            </w:r>
+            <w:proofErr w:type="gramEnd"/>
+            <w:r>
+              <w:t>-3,99) ≈ 8,6729</w:t>
             </w:r>
           </w:p>
         </w:tc>
@@ -781,6 +738,7 @@
             <w:tcW w:w="2215" w:type="dxa"/>
           </w:tcPr>
           <w:p>
+            <w:proofErr w:type="gramStart"/>
             <w:r>
               <w:rPr>
                 <w:lang w:val="en-US"/>
@@ -788,7 +746,11 @@
               <w:t>f</w:t>
             </w:r>
             <w:r>
-              <w:t>(0) = √10/4 ≈ 0,7906</w:t>
+              <w:t>(</w:t>
+            </w:r>
+            <w:proofErr w:type="gramEnd"/>
+            <w:r>
+              <w:t>0) = √10/4 ≈ 0,7906</w:t>
             </w:r>
           </w:p>
         </w:tc>
@@ -849,6 +811,7 @@
             <w:tcW w:w="2215" w:type="dxa"/>
           </w:tcPr>
           <w:p>
+            <w:proofErr w:type="gramStart"/>
             <w:r>
               <w:rPr>
                 <w:lang w:val="en-US"/>
@@ -856,7 +819,11 @@
               <w:t>f</w:t>
             </w:r>
             <w:r>
-              <w:t>(3,99) ≈ 13,2323</w:t>
+              <w:t>(</w:t>
+            </w:r>
+            <w:proofErr w:type="gramEnd"/>
+            <w:r>
+              <w:t>3,99) ≈ 13,2323</w:t>
             </w:r>
           </w:p>
         </w:tc>
@@ -1114,6 +1081,1547 @@
           </w:tcPr>
           <w:p>
             <w:r>
+              <w:t>Пройден</w:t>
+            </w:r>
+          </w:p>
+        </w:tc>
+      </w:tr>
+    </w:tbl>
+    <w:p>
+      <w:pPr>
+        <w:rPr>
+          <w:rFonts w:eastAsiaTheme="majorEastAsia" w:cstheme="majorBidi"/>
+          <w:i/>
+          <w:lang w:val="ru-RU"/>
+        </w:rPr>
+      </w:pPr>
+    </w:p>
+    <w:p>
+      <w:pPr>
+        <w:rPr>
+          <w:rFonts w:eastAsiaTheme="majorEastAsia" w:cstheme="majorBidi"/>
+          <w:i/>
+          <w:lang w:val="ru-RU"/>
+        </w:rPr>
+      </w:pPr>
+      <w:r>
+        <w:rPr>
+          <w:rFonts w:eastAsiaTheme="majorEastAsia" w:cstheme="majorBidi"/>
+          <w:i/>
+          <w:lang w:val="ru-RU"/>
+        </w:rPr>
+        <w:br w:type="page"/>
+      </w:r>
+    </w:p>
+    <w:p>
+      <w:pPr>
+        <w:rPr>
+          <w:rFonts w:eastAsiaTheme="majorEastAsia" w:cstheme="majorBidi"/>
+          <w:i/>
+          <w:lang w:val="ru-RU"/>
+        </w:rPr>
+      </w:pPr>
+      <m:oMathPara>
+        <m:oMathParaPr>
+          <m:jc m:val="left"/>
+        </m:oMathParaPr>
+        <m:oMath>
+          <m:r>
+            <w:rPr>
+              <w:rFonts w:ascii="Cambria Math" w:eastAsiaTheme="majorEastAsia" w:hAnsi="Cambria Math" w:cstheme="majorBidi"/>
+            </w:rPr>
+            <w:lastRenderedPageBreak/>
+            <m:t>f</m:t>
+          </m:r>
+          <m:d>
+            <m:dPr>
+              <m:ctrlPr>
+                <w:rPr>
+                  <w:rFonts w:ascii="Cambria Math" w:eastAsiaTheme="majorEastAsia" w:hAnsi="Cambria Math" w:cstheme="majorBidi"/>
+                  <w:i/>
+                </w:rPr>
+              </m:ctrlPr>
+            </m:dPr>
+            <m:e>
+              <m:r>
+                <w:rPr>
+                  <w:rFonts w:ascii="Cambria Math" w:eastAsiaTheme="majorEastAsia" w:hAnsi="Cambria Math" w:cstheme="majorBidi"/>
+                </w:rPr>
+                <m:t>x</m:t>
+              </m:r>
+            </m:e>
+          </m:d>
+          <m:r>
+            <w:rPr>
+              <w:rFonts w:ascii="Cambria Math" w:eastAsiaTheme="majorEastAsia" w:hAnsi="Cambria Math" w:cstheme="majorBidi"/>
+            </w:rPr>
+            <m:t>=</m:t>
+          </m:r>
+          <m:func>
+            <m:funcPr>
+              <m:ctrlPr>
+                <w:rPr>
+                  <w:rFonts w:ascii="Cambria Math" w:eastAsiaTheme="majorEastAsia" w:hAnsi="Cambria Math" w:cstheme="majorBidi"/>
+                  <w:i/>
+                </w:rPr>
+              </m:ctrlPr>
+            </m:funcPr>
+            <m:fName>
+              <m:r>
+                <m:rPr>
+                  <m:sty m:val="p"/>
+                </m:rPr>
+                <w:rPr>
+                  <w:rFonts w:ascii="Cambria Math" w:eastAsiaTheme="majorEastAsia" w:hAnsi="Cambria Math" w:cstheme="majorBidi"/>
+                </w:rPr>
+                <m:t>ln</m:t>
+              </m:r>
+            </m:fName>
+            <m:e>
+              <m:d>
+                <m:dPr>
+                  <m:ctrlPr>
+                    <w:rPr>
+                      <w:rFonts w:ascii="Cambria Math" w:eastAsiaTheme="majorEastAsia" w:hAnsi="Cambria Math" w:cstheme="majorBidi"/>
+                      <w:i/>
+                    </w:rPr>
+                  </m:ctrlPr>
+                </m:dPr>
+                <m:e>
+                  <m:r>
+                    <w:rPr>
+                      <w:rFonts w:ascii="Cambria Math" w:eastAsiaTheme="majorEastAsia" w:hAnsi="Cambria Math" w:cstheme="majorBidi"/>
+                    </w:rPr>
+                    <m:t>x+5</m:t>
+                  </m:r>
+                </m:e>
+              </m:d>
+            </m:e>
+          </m:func>
+        </m:oMath>
+      </m:oMathPara>
+    </w:p>
+    <w:p>
+      <w:pPr>
+        <w:rPr>
+          <w:rFonts w:eastAsiaTheme="majorEastAsia" w:cstheme="majorBidi"/>
+          <w:i/>
+          <w:lang w:val="ru-RU"/>
+        </w:rPr>
+      </w:pPr>
+      <m:oMathPara>
+        <m:oMathParaPr>
+          <m:jc m:val="left"/>
+        </m:oMathParaPr>
+        <m:oMath>
+          <m:r>
+            <w:rPr>
+              <w:rFonts w:ascii="Cambria Math" w:eastAsiaTheme="majorEastAsia" w:hAnsi="Cambria Math" w:cstheme="majorBidi"/>
+            </w:rPr>
+            <m:t>x&gt;-5</m:t>
+          </m:r>
+        </m:oMath>
+      </m:oMathPara>
+    </w:p>
+    <w:tbl>
+      <w:tblPr>
+        <w:tblStyle w:val="TableGrid"/>
+        <w:tblW w:w="0" w:type="auto"/>
+        <w:tblLook w:val="04A0" w:firstRow="1" w:lastRow="0" w:firstColumn="1" w:lastColumn="0" w:noHBand="0" w:noVBand="1"/>
+      </w:tblPr>
+      <w:tblGrid>
+        <w:gridCol w:w="715"/>
+        <w:gridCol w:w="2399"/>
+        <w:gridCol w:w="1557"/>
+        <w:gridCol w:w="1558"/>
+        <w:gridCol w:w="1558"/>
+        <w:gridCol w:w="1558"/>
+      </w:tblGrid>
+      <w:tr>
+        <w:tc>
+          <w:tcPr>
+            <w:tcW w:w="715" w:type="dxa"/>
+          </w:tcPr>
+          <w:p>
+            <w:pPr>
+              <w:rPr>
+                <w:rFonts w:eastAsiaTheme="majorEastAsia" w:cstheme="majorBidi"/>
+                <w:iCs/>
+              </w:rPr>
+            </w:pPr>
+            <w:r>
+              <w:rPr>
+                <w:rFonts w:eastAsiaTheme="majorEastAsia" w:cstheme="majorBidi"/>
+                <w:iCs/>
+              </w:rPr>
+              <w:t>№ теста</w:t>
+            </w:r>
+          </w:p>
+        </w:tc>
+        <w:tc>
+          <w:tcPr>
+            <w:tcW w:w="2399" w:type="dxa"/>
+          </w:tcPr>
+          <w:p>
+            <w:pPr>
+              <w:rPr>
+                <w:rFonts w:eastAsiaTheme="majorEastAsia" w:cstheme="majorBidi"/>
+                <w:iCs/>
+              </w:rPr>
+            </w:pPr>
+            <w:r>
+              <w:rPr>
+                <w:rFonts w:eastAsiaTheme="majorEastAsia" w:cstheme="majorBidi"/>
+                <w:iCs/>
+              </w:rPr>
+              <w:t>Значение x</w:t>
+            </w:r>
+          </w:p>
+        </w:tc>
+        <w:tc>
+          <w:tcPr>
+            <w:tcW w:w="1557" w:type="dxa"/>
+          </w:tcPr>
+          <w:p>
+            <w:pPr>
+              <w:rPr>
+                <w:rFonts w:eastAsiaTheme="majorEastAsia" w:cstheme="majorBidi"/>
+                <w:iCs/>
+              </w:rPr>
+            </w:pPr>
+            <w:r>
+              <w:rPr>
+                <w:rFonts w:eastAsiaTheme="majorEastAsia" w:cstheme="majorBidi"/>
+                <w:iCs/>
+              </w:rPr>
+              <w:t>Ожидаемый результат</w:t>
+            </w:r>
+          </w:p>
+        </w:tc>
+        <w:tc>
+          <w:tcPr>
+            <w:tcW w:w="1558" w:type="dxa"/>
+          </w:tcPr>
+          <w:p>
+            <w:pPr>
+              <w:rPr>
+                <w:rFonts w:eastAsiaTheme="majorEastAsia" w:cstheme="majorBidi"/>
+                <w:iCs/>
+              </w:rPr>
+            </w:pPr>
+            <w:r>
+              <w:rPr>
+                <w:rFonts w:eastAsiaTheme="majorEastAsia" w:cstheme="majorBidi"/>
+                <w:iCs/>
+              </w:rPr>
+              <w:t>Вид теста</w:t>
+            </w:r>
+          </w:p>
+        </w:tc>
+        <w:tc>
+          <w:tcPr>
+            <w:tcW w:w="1558" w:type="dxa"/>
+          </w:tcPr>
+          <w:p>
+            <w:pPr>
+              <w:rPr>
+                <w:rFonts w:eastAsiaTheme="majorEastAsia" w:cstheme="majorBidi"/>
+                <w:iCs/>
+              </w:rPr>
+            </w:pPr>
+            <w:r>
+              <w:rPr>
+                <w:rFonts w:eastAsiaTheme="majorEastAsia" w:cstheme="majorBidi"/>
+                <w:iCs/>
+              </w:rPr>
+              <w:t>Полученный результат</w:t>
+            </w:r>
+          </w:p>
+        </w:tc>
+        <w:tc>
+          <w:tcPr>
+            <w:tcW w:w="1558" w:type="dxa"/>
+          </w:tcPr>
+          <w:p>
+            <w:pPr>
+              <w:rPr>
+                <w:rFonts w:eastAsiaTheme="majorEastAsia" w:cstheme="majorBidi"/>
+                <w:iCs/>
+              </w:rPr>
+            </w:pPr>
+            <w:r>
+              <w:rPr>
+                <w:rFonts w:eastAsiaTheme="majorEastAsia" w:cstheme="majorBidi"/>
+                <w:iCs/>
+              </w:rPr>
+              <w:t>Статус теста</w:t>
+            </w:r>
+          </w:p>
+        </w:tc>
+      </w:tr>
+      <w:tr>
+        <w:tc>
+          <w:tcPr>
+            <w:tcW w:w="715" w:type="dxa"/>
+          </w:tcPr>
+          <w:p>
+            <w:pPr>
+              <w:rPr>
+                <w:rFonts w:eastAsiaTheme="majorEastAsia" w:cstheme="majorBidi"/>
+                <w:iCs/>
+              </w:rPr>
+            </w:pPr>
+            <w:r>
+              <w:rPr>
+                <w:rFonts w:eastAsiaTheme="majorEastAsia" w:cstheme="majorBidi"/>
+                <w:iCs/>
+              </w:rPr>
+              <w:t>1</w:t>
+            </w:r>
+          </w:p>
+        </w:tc>
+        <w:tc>
+          <w:tcPr>
+            <w:tcW w:w="2399" w:type="dxa"/>
+          </w:tcPr>
+          <w:p>
+            <w:pPr>
+              <w:rPr>
+                <w:rFonts w:eastAsiaTheme="majorEastAsia" w:cstheme="majorBidi"/>
+                <w:iCs/>
+              </w:rPr>
+            </w:pPr>
+            <w:r>
+              <w:rPr>
+                <w:rFonts w:eastAsiaTheme="majorEastAsia" w:cstheme="majorBidi"/>
+                <w:iCs/>
+              </w:rPr>
+              <w:t>-5.1</w:t>
+            </w:r>
+          </w:p>
+        </w:tc>
+        <w:tc>
+          <w:tcPr>
+            <w:tcW w:w="1557" w:type="dxa"/>
+          </w:tcPr>
+          <w:p>
+            <w:pPr>
+              <w:rPr>
+                <w:rFonts w:eastAsiaTheme="majorEastAsia" w:cstheme="majorBidi"/>
+                <w:iCs/>
+              </w:rPr>
+            </w:pPr>
+            <w:r>
+              <w:rPr>
+                <w:rFonts w:eastAsiaTheme="majorEastAsia" w:cstheme="majorBidi"/>
+                <w:iCs/>
+              </w:rPr>
+              <w:t>Вычисление невозможно</w:t>
+            </w:r>
+          </w:p>
+        </w:tc>
+        <w:tc>
+          <w:tcPr>
+            <w:tcW w:w="1558" w:type="dxa"/>
+          </w:tcPr>
+          <w:p>
+            <w:pPr>
+              <w:rPr>
+                <w:rFonts w:eastAsiaTheme="majorEastAsia" w:cstheme="majorBidi"/>
+                <w:iCs/>
+              </w:rPr>
+            </w:pPr>
+            <w:r>
+              <w:rPr>
+                <w:rFonts w:eastAsiaTheme="majorEastAsia" w:cstheme="majorBidi"/>
+                <w:iCs/>
+              </w:rPr>
+              <w:t>негативный</w:t>
+            </w:r>
+          </w:p>
+        </w:tc>
+        <w:tc>
+          <w:tcPr>
+            <w:tcW w:w="1558" w:type="dxa"/>
+          </w:tcPr>
+          <w:p>
+            <w:pPr>
+              <w:rPr>
+                <w:rFonts w:eastAsiaTheme="majorEastAsia" w:cstheme="majorBidi"/>
+                <w:iCs/>
+              </w:rPr>
+            </w:pPr>
+            <w:r>
+              <w:rPr>
+                <w:rFonts w:eastAsiaTheme="majorEastAsia" w:cstheme="majorBidi"/>
+                <w:iCs/>
+              </w:rPr>
+              <w:t>Вычисление невозможно</w:t>
+            </w:r>
+          </w:p>
+        </w:tc>
+        <w:tc>
+          <w:tcPr>
+            <w:tcW w:w="1558" w:type="dxa"/>
+          </w:tcPr>
+          <w:p>
+            <w:pPr>
+              <w:rPr>
+                <w:rFonts w:eastAsiaTheme="majorEastAsia" w:cstheme="majorBidi"/>
+                <w:iCs/>
+              </w:rPr>
+            </w:pPr>
+            <w:r>
+              <w:rPr>
+                <w:rFonts w:eastAsiaTheme="majorEastAsia" w:cstheme="majorBidi"/>
+                <w:iCs/>
+              </w:rPr>
+              <w:t>Пройден</w:t>
+            </w:r>
+          </w:p>
+        </w:tc>
+      </w:tr>
+      <w:tr>
+        <w:tc>
+          <w:tcPr>
+            <w:tcW w:w="715" w:type="dxa"/>
+          </w:tcPr>
+          <w:p>
+            <w:pPr>
+              <w:rPr>
+                <w:rFonts w:eastAsiaTheme="majorEastAsia" w:cstheme="majorBidi"/>
+                <w:iCs/>
+              </w:rPr>
+            </w:pPr>
+            <w:r>
+              <w:rPr>
+                <w:rFonts w:eastAsiaTheme="majorEastAsia" w:cstheme="majorBidi"/>
+                <w:iCs/>
+              </w:rPr>
+              <w:t>2</w:t>
+            </w:r>
+          </w:p>
+        </w:tc>
+        <w:tc>
+          <w:tcPr>
+            <w:tcW w:w="2399" w:type="dxa"/>
+          </w:tcPr>
+          <w:p>
+            <w:pPr>
+              <w:rPr>
+                <w:rFonts w:eastAsiaTheme="majorEastAsia" w:cstheme="majorBidi"/>
+                <w:iCs/>
+              </w:rPr>
+            </w:pPr>
+            <w:r>
+              <w:rPr>
+                <w:rFonts w:eastAsiaTheme="majorEastAsia" w:cstheme="majorBidi"/>
+                <w:iCs/>
+              </w:rPr>
+              <w:t>-5</w:t>
+            </w:r>
+          </w:p>
+        </w:tc>
+        <w:tc>
+          <w:tcPr>
+            <w:tcW w:w="1557" w:type="dxa"/>
+          </w:tcPr>
+          <w:p>
+            <w:pPr>
+              <w:rPr>
+                <w:rFonts w:eastAsiaTheme="majorEastAsia" w:cstheme="majorBidi"/>
+                <w:iCs/>
+              </w:rPr>
+            </w:pPr>
+            <w:r>
+              <w:rPr>
+                <w:rFonts w:eastAsiaTheme="majorEastAsia" w:cstheme="majorBidi"/>
+                <w:iCs/>
+              </w:rPr>
+              <w:t>Вычисление невозможно</w:t>
+            </w:r>
+          </w:p>
+        </w:tc>
+        <w:tc>
+          <w:tcPr>
+            <w:tcW w:w="1558" w:type="dxa"/>
+          </w:tcPr>
+          <w:p>
+            <w:pPr>
+              <w:rPr>
+                <w:rFonts w:eastAsiaTheme="majorEastAsia" w:cstheme="majorBidi"/>
+                <w:iCs/>
+              </w:rPr>
+            </w:pPr>
+            <w:r>
+              <w:rPr>
+                <w:rFonts w:eastAsiaTheme="majorEastAsia" w:cstheme="majorBidi"/>
+                <w:iCs/>
+              </w:rPr>
+              <w:t>негативный</w:t>
+            </w:r>
+          </w:p>
+        </w:tc>
+        <w:tc>
+          <w:tcPr>
+            <w:tcW w:w="1558" w:type="dxa"/>
+          </w:tcPr>
+          <w:p>
+            <w:pPr>
+              <w:rPr>
+                <w:rFonts w:eastAsiaTheme="majorEastAsia" w:cstheme="majorBidi"/>
+                <w:iCs/>
+              </w:rPr>
+            </w:pPr>
+            <w:r>
+              <w:rPr>
+                <w:rFonts w:eastAsiaTheme="majorEastAsia" w:cstheme="majorBidi"/>
+                <w:iCs/>
+              </w:rPr>
+              <w:t>Вычисление невозможно</w:t>
+            </w:r>
+          </w:p>
+        </w:tc>
+        <w:tc>
+          <w:tcPr>
+            <w:tcW w:w="1558" w:type="dxa"/>
+          </w:tcPr>
+          <w:p>
+            <w:pPr>
+              <w:rPr>
+                <w:rFonts w:eastAsiaTheme="majorEastAsia" w:cstheme="majorBidi"/>
+                <w:iCs/>
+              </w:rPr>
+            </w:pPr>
+            <w:r>
+              <w:rPr>
+                <w:rFonts w:eastAsiaTheme="majorEastAsia" w:cstheme="majorBidi"/>
+                <w:iCs/>
+              </w:rPr>
+              <w:t>Пройден</w:t>
+            </w:r>
+          </w:p>
+        </w:tc>
+      </w:tr>
+      <w:tr>
+        <w:tc>
+          <w:tcPr>
+            <w:tcW w:w="715" w:type="dxa"/>
+          </w:tcPr>
+          <w:p>
+            <w:pPr>
+              <w:rPr>
+                <w:rFonts w:eastAsiaTheme="majorEastAsia" w:cstheme="majorBidi"/>
+                <w:iCs/>
+              </w:rPr>
+            </w:pPr>
+            <w:r>
+              <w:rPr>
+                <w:rFonts w:eastAsiaTheme="majorEastAsia" w:cstheme="majorBidi"/>
+                <w:iCs/>
+              </w:rPr>
+              <w:t>3</w:t>
+            </w:r>
+          </w:p>
+        </w:tc>
+        <w:tc>
+          <w:tcPr>
+            <w:tcW w:w="2399" w:type="dxa"/>
+          </w:tcPr>
+          <w:p>
+            <w:pPr>
+              <w:rPr>
+                <w:rFonts w:eastAsiaTheme="majorEastAsia" w:cstheme="majorBidi"/>
+                <w:iCs/>
+              </w:rPr>
+            </w:pPr>
+            <w:r>
+              <w:rPr>
+                <w:rFonts w:eastAsiaTheme="majorEastAsia" w:cstheme="majorBidi"/>
+                <w:iCs/>
+              </w:rPr>
+              <w:t>-4.99</w:t>
+            </w:r>
+          </w:p>
+        </w:tc>
+        <w:tc>
+          <w:tcPr>
+            <w:tcW w:w="1557" w:type="dxa"/>
+          </w:tcPr>
+          <w:p>
+            <w:pPr>
+              <w:rPr>
+                <w:rFonts w:eastAsiaTheme="majorEastAsia" w:cstheme="majorBidi"/>
+                <w:iCs/>
+              </w:rPr>
+            </w:pPr>
+            <w:r>
+              <w:rPr>
+                <w:rFonts w:eastAsiaTheme="majorEastAsia" w:cstheme="majorBidi"/>
+                <w:iCs/>
+              </w:rPr>
+              <w:t>Вычисление выполнено</w:t>
+            </w:r>
+          </w:p>
+        </w:tc>
+        <w:tc>
+          <w:tcPr>
+            <w:tcW w:w="1558" w:type="dxa"/>
+          </w:tcPr>
+          <w:p>
+            <w:pPr>
+              <w:rPr>
+                <w:rFonts w:eastAsiaTheme="majorEastAsia" w:cstheme="majorBidi"/>
+                <w:iCs/>
+              </w:rPr>
+            </w:pPr>
+            <w:r>
+              <w:rPr>
+                <w:rFonts w:eastAsiaTheme="majorEastAsia" w:cstheme="majorBidi"/>
+                <w:iCs/>
+              </w:rPr>
+              <w:t>позитивный</w:t>
+            </w:r>
+          </w:p>
+        </w:tc>
+        <w:tc>
+          <w:tcPr>
+            <w:tcW w:w="1558" w:type="dxa"/>
+          </w:tcPr>
+          <w:p>
+            <w:pPr>
+              <w:rPr>
+                <w:rFonts w:eastAsiaTheme="majorEastAsia" w:cstheme="majorBidi"/>
+                <w:iCs/>
+              </w:rPr>
+            </w:pPr>
+            <w:proofErr w:type="gramStart"/>
+            <w:r>
+              <w:rPr>
+                <w:rFonts w:eastAsiaTheme="majorEastAsia" w:cstheme="majorBidi"/>
+                <w:iCs/>
+              </w:rPr>
+              <w:t>f(</w:t>
+            </w:r>
+            <w:proofErr w:type="gramEnd"/>
+            <w:r>
+              <w:rPr>
+                <w:rFonts w:eastAsiaTheme="majorEastAsia" w:cstheme="majorBidi"/>
+                <w:iCs/>
+              </w:rPr>
+              <w:t xml:space="preserve">-4.99) = </w:t>
+            </w:r>
+            <w:proofErr w:type="spellStart"/>
+            <w:proofErr w:type="gramStart"/>
+            <w:r>
+              <w:rPr>
+                <w:rFonts w:eastAsiaTheme="majorEastAsia" w:cstheme="majorBidi"/>
+                <w:iCs/>
+              </w:rPr>
+              <w:t>ln</w:t>
+            </w:r>
+            <w:proofErr w:type="spellEnd"/>
+            <w:r>
+              <w:rPr>
+                <w:rFonts w:eastAsiaTheme="majorEastAsia" w:cstheme="majorBidi"/>
+                <w:iCs/>
+              </w:rPr>
+              <w:t>(</w:t>
+            </w:r>
+            <w:proofErr w:type="gramEnd"/>
+            <w:r>
+              <w:rPr>
+                <w:rFonts w:eastAsiaTheme="majorEastAsia" w:cstheme="majorBidi"/>
+                <w:iCs/>
+              </w:rPr>
+              <w:t>0.01) ≈ -4.6052</w:t>
+            </w:r>
+          </w:p>
+        </w:tc>
+        <w:tc>
+          <w:tcPr>
+            <w:tcW w:w="1558" w:type="dxa"/>
+          </w:tcPr>
+          <w:p>
+            <w:pPr>
+              <w:rPr>
+                <w:rFonts w:eastAsiaTheme="majorEastAsia" w:cstheme="majorBidi"/>
+                <w:iCs/>
+              </w:rPr>
+            </w:pPr>
+            <w:r>
+              <w:rPr>
+                <w:rFonts w:eastAsiaTheme="majorEastAsia" w:cstheme="majorBidi"/>
+                <w:iCs/>
+              </w:rPr>
+              <w:t>Пройден</w:t>
+            </w:r>
+          </w:p>
+        </w:tc>
+      </w:tr>
+      <w:tr>
+        <w:tc>
+          <w:tcPr>
+            <w:tcW w:w="715" w:type="dxa"/>
+          </w:tcPr>
+          <w:p>
+            <w:pPr>
+              <w:rPr>
+                <w:rFonts w:eastAsiaTheme="majorEastAsia" w:cstheme="majorBidi"/>
+                <w:iCs/>
+              </w:rPr>
+            </w:pPr>
+            <w:r>
+              <w:rPr>
+                <w:rFonts w:eastAsiaTheme="majorEastAsia" w:cstheme="majorBidi"/>
+                <w:iCs/>
+              </w:rPr>
+              <w:t>4</w:t>
+            </w:r>
+          </w:p>
+        </w:tc>
+        <w:tc>
+          <w:tcPr>
+            <w:tcW w:w="2399" w:type="dxa"/>
+          </w:tcPr>
+          <w:p>
+            <w:pPr>
+              <w:rPr>
+                <w:rFonts w:eastAsiaTheme="majorEastAsia" w:cstheme="majorBidi"/>
+                <w:iCs/>
+              </w:rPr>
+            </w:pPr>
+            <w:r>
+              <w:rPr>
+                <w:rFonts w:eastAsiaTheme="majorEastAsia" w:cstheme="majorBidi"/>
+                <w:iCs/>
+              </w:rPr>
+              <w:t>0</w:t>
+            </w:r>
+          </w:p>
+        </w:tc>
+        <w:tc>
+          <w:tcPr>
+            <w:tcW w:w="1557" w:type="dxa"/>
+          </w:tcPr>
+          <w:p>
+            <w:pPr>
+              <w:rPr>
+                <w:rFonts w:eastAsiaTheme="majorEastAsia" w:cstheme="majorBidi"/>
+                <w:iCs/>
+              </w:rPr>
+            </w:pPr>
+            <w:r>
+              <w:rPr>
+                <w:rFonts w:eastAsiaTheme="majorEastAsia" w:cstheme="majorBidi"/>
+                <w:iCs/>
+              </w:rPr>
+              <w:t>Вычисление выполнено</w:t>
+            </w:r>
+          </w:p>
+        </w:tc>
+        <w:tc>
+          <w:tcPr>
+            <w:tcW w:w="1558" w:type="dxa"/>
+          </w:tcPr>
+          <w:p>
+            <w:pPr>
+              <w:rPr>
+                <w:rFonts w:eastAsiaTheme="majorEastAsia" w:cstheme="majorBidi"/>
+                <w:iCs/>
+              </w:rPr>
+            </w:pPr>
+            <w:r>
+              <w:rPr>
+                <w:rFonts w:eastAsiaTheme="majorEastAsia" w:cstheme="majorBidi"/>
+                <w:iCs/>
+              </w:rPr>
+              <w:t>позитивный</w:t>
+            </w:r>
+          </w:p>
+        </w:tc>
+        <w:tc>
+          <w:tcPr>
+            <w:tcW w:w="1558" w:type="dxa"/>
+          </w:tcPr>
+          <w:p>
+            <w:pPr>
+              <w:rPr>
+                <w:rFonts w:eastAsiaTheme="majorEastAsia" w:cstheme="majorBidi"/>
+                <w:iCs/>
+              </w:rPr>
+            </w:pPr>
+            <w:proofErr w:type="gramStart"/>
+            <w:r>
+              <w:rPr>
+                <w:rFonts w:eastAsiaTheme="majorEastAsia" w:cstheme="majorBidi"/>
+                <w:iCs/>
+              </w:rPr>
+              <w:t>f(</w:t>
+            </w:r>
+            <w:proofErr w:type="gramEnd"/>
+            <w:r>
+              <w:rPr>
+                <w:rFonts w:eastAsiaTheme="majorEastAsia" w:cstheme="majorBidi"/>
+                <w:iCs/>
+              </w:rPr>
+              <w:t xml:space="preserve">0) = </w:t>
+            </w:r>
+            <w:proofErr w:type="spellStart"/>
+            <w:proofErr w:type="gramStart"/>
+            <w:r>
+              <w:rPr>
+                <w:rFonts w:eastAsiaTheme="majorEastAsia" w:cstheme="majorBidi"/>
+                <w:iCs/>
+              </w:rPr>
+              <w:t>ln</w:t>
+            </w:r>
+            <w:proofErr w:type="spellEnd"/>
+            <w:r>
+              <w:rPr>
+                <w:rFonts w:eastAsiaTheme="majorEastAsia" w:cstheme="majorBidi"/>
+                <w:iCs/>
+              </w:rPr>
+              <w:t>(</w:t>
+            </w:r>
+            <w:proofErr w:type="gramEnd"/>
+            <w:r>
+              <w:rPr>
+                <w:rFonts w:eastAsiaTheme="majorEastAsia" w:cstheme="majorBidi"/>
+                <w:iCs/>
+              </w:rPr>
+              <w:t>5) ≈ 1.6094</w:t>
+            </w:r>
+          </w:p>
+        </w:tc>
+        <w:tc>
+          <w:tcPr>
+            <w:tcW w:w="1558" w:type="dxa"/>
+          </w:tcPr>
+          <w:p>
+            <w:pPr>
+              <w:rPr>
+                <w:rFonts w:eastAsiaTheme="majorEastAsia" w:cstheme="majorBidi"/>
+                <w:iCs/>
+              </w:rPr>
+            </w:pPr>
+            <w:r>
+              <w:rPr>
+                <w:rFonts w:eastAsiaTheme="majorEastAsia" w:cstheme="majorBidi"/>
+                <w:iCs/>
+              </w:rPr>
+              <w:t>Пройден</w:t>
+            </w:r>
+          </w:p>
+        </w:tc>
+      </w:tr>
+      <w:tr>
+        <w:tc>
+          <w:tcPr>
+            <w:tcW w:w="715" w:type="dxa"/>
+          </w:tcPr>
+          <w:p>
+            <w:pPr>
+              <w:rPr>
+                <w:rFonts w:eastAsiaTheme="majorEastAsia" w:cstheme="majorBidi"/>
+                <w:iCs/>
+              </w:rPr>
+            </w:pPr>
+            <w:r>
+              <w:rPr>
+                <w:rFonts w:eastAsiaTheme="majorEastAsia" w:cstheme="majorBidi"/>
+                <w:iCs/>
+              </w:rPr>
+              <w:t>5</w:t>
+            </w:r>
+          </w:p>
+        </w:tc>
+        <w:tc>
+          <w:tcPr>
+            <w:tcW w:w="2399" w:type="dxa"/>
+          </w:tcPr>
+          <w:p>
+            <w:pPr>
+              <w:rPr>
+                <w:rFonts w:eastAsiaTheme="majorEastAsia" w:cstheme="majorBidi"/>
+                <w:iCs/>
+              </w:rPr>
+            </w:pPr>
+            <w:r>
+              <w:rPr>
+                <w:rFonts w:eastAsiaTheme="majorEastAsia" w:cstheme="majorBidi"/>
+                <w:iCs/>
+              </w:rPr>
+              <w:t>1</w:t>
+            </w:r>
+          </w:p>
+        </w:tc>
+        <w:tc>
+          <w:tcPr>
+            <w:tcW w:w="1557" w:type="dxa"/>
+          </w:tcPr>
+          <w:p>
+            <w:pPr>
+              <w:rPr>
+                <w:rFonts w:eastAsiaTheme="majorEastAsia" w:cstheme="majorBidi"/>
+                <w:iCs/>
+              </w:rPr>
+            </w:pPr>
+            <w:r>
+              <w:rPr>
+                <w:rFonts w:eastAsiaTheme="majorEastAsia" w:cstheme="majorBidi"/>
+                <w:iCs/>
+              </w:rPr>
+              <w:t>Вычисление выполнено</w:t>
+            </w:r>
+          </w:p>
+        </w:tc>
+        <w:tc>
+          <w:tcPr>
+            <w:tcW w:w="1558" w:type="dxa"/>
+          </w:tcPr>
+          <w:p>
+            <w:pPr>
+              <w:rPr>
+                <w:rFonts w:eastAsiaTheme="majorEastAsia" w:cstheme="majorBidi"/>
+                <w:iCs/>
+              </w:rPr>
+            </w:pPr>
+            <w:r>
+              <w:rPr>
+                <w:rFonts w:eastAsiaTheme="majorEastAsia" w:cstheme="majorBidi"/>
+                <w:iCs/>
+              </w:rPr>
+              <w:t>позитивный</w:t>
+            </w:r>
+          </w:p>
+        </w:tc>
+        <w:tc>
+          <w:tcPr>
+            <w:tcW w:w="1558" w:type="dxa"/>
+          </w:tcPr>
+          <w:p>
+            <w:pPr>
+              <w:rPr>
+                <w:rFonts w:eastAsiaTheme="majorEastAsia" w:cstheme="majorBidi"/>
+                <w:iCs/>
+              </w:rPr>
+            </w:pPr>
+            <w:proofErr w:type="gramStart"/>
+            <w:r>
+              <w:rPr>
+                <w:rFonts w:eastAsiaTheme="majorEastAsia" w:cstheme="majorBidi"/>
+                <w:iCs/>
+              </w:rPr>
+              <w:t>f(</w:t>
+            </w:r>
+            <w:proofErr w:type="gramEnd"/>
+            <w:r>
+              <w:rPr>
+                <w:rFonts w:eastAsiaTheme="majorEastAsia" w:cstheme="majorBidi"/>
+                <w:iCs/>
+              </w:rPr>
+              <w:t xml:space="preserve">1) = </w:t>
+            </w:r>
+            <w:proofErr w:type="spellStart"/>
+            <w:proofErr w:type="gramStart"/>
+            <w:r>
+              <w:rPr>
+                <w:rFonts w:eastAsiaTheme="majorEastAsia" w:cstheme="majorBidi"/>
+                <w:iCs/>
+              </w:rPr>
+              <w:t>ln</w:t>
+            </w:r>
+            <w:proofErr w:type="spellEnd"/>
+            <w:r>
+              <w:rPr>
+                <w:rFonts w:eastAsiaTheme="majorEastAsia" w:cstheme="majorBidi"/>
+                <w:iCs/>
+              </w:rPr>
+              <w:t>(</w:t>
+            </w:r>
+            <w:proofErr w:type="gramEnd"/>
+            <w:r>
+              <w:rPr>
+                <w:rFonts w:eastAsiaTheme="majorEastAsia" w:cstheme="majorBidi"/>
+                <w:iCs/>
+              </w:rPr>
+              <w:t>6) ≈ 1.7918</w:t>
+            </w:r>
+          </w:p>
+        </w:tc>
+        <w:tc>
+          <w:tcPr>
+            <w:tcW w:w="1558" w:type="dxa"/>
+          </w:tcPr>
+          <w:p>
+            <w:pPr>
+              <w:rPr>
+                <w:rFonts w:eastAsiaTheme="majorEastAsia" w:cstheme="majorBidi"/>
+                <w:iCs/>
+              </w:rPr>
+            </w:pPr>
+            <w:r>
+              <w:rPr>
+                <w:rFonts w:eastAsiaTheme="majorEastAsia" w:cstheme="majorBidi"/>
+                <w:iCs/>
+              </w:rPr>
+              <w:t>Пройден</w:t>
+            </w:r>
+          </w:p>
+        </w:tc>
+      </w:tr>
+      <w:tr>
+        <w:tc>
+          <w:tcPr>
+            <w:tcW w:w="715" w:type="dxa"/>
+          </w:tcPr>
+          <w:p>
+            <w:pPr>
+              <w:rPr>
+                <w:rFonts w:eastAsiaTheme="majorEastAsia" w:cstheme="majorBidi"/>
+                <w:iCs/>
+              </w:rPr>
+            </w:pPr>
+            <w:r>
+              <w:rPr>
+                <w:rFonts w:eastAsiaTheme="majorEastAsia" w:cstheme="majorBidi"/>
+                <w:iCs/>
+              </w:rPr>
+              <w:t>6</w:t>
+            </w:r>
+          </w:p>
+        </w:tc>
+        <w:tc>
+          <w:tcPr>
+            <w:tcW w:w="2399" w:type="dxa"/>
+          </w:tcPr>
+          <w:p>
+            <w:pPr>
+              <w:rPr>
+                <w:rFonts w:eastAsiaTheme="majorEastAsia" w:cstheme="majorBidi"/>
+                <w:iCs/>
+              </w:rPr>
+            </w:pPr>
+            <w:r>
+              <w:rPr>
+                <w:rFonts w:eastAsiaTheme="majorEastAsia" w:cstheme="majorBidi"/>
+                <w:iCs/>
+              </w:rPr>
+              <w:t>5</w:t>
+            </w:r>
+          </w:p>
+        </w:tc>
+        <w:tc>
+          <w:tcPr>
+            <w:tcW w:w="1557" w:type="dxa"/>
+          </w:tcPr>
+          <w:p>
+            <w:pPr>
+              <w:rPr>
+                <w:rFonts w:eastAsiaTheme="majorEastAsia" w:cstheme="majorBidi"/>
+                <w:iCs/>
+              </w:rPr>
+            </w:pPr>
+            <w:r>
+              <w:rPr>
+                <w:rFonts w:eastAsiaTheme="majorEastAsia" w:cstheme="majorBidi"/>
+                <w:iCs/>
+              </w:rPr>
+              <w:t>Вычисление выполнено</w:t>
+            </w:r>
+          </w:p>
+        </w:tc>
+        <w:tc>
+          <w:tcPr>
+            <w:tcW w:w="1558" w:type="dxa"/>
+          </w:tcPr>
+          <w:p>
+            <w:pPr>
+              <w:rPr>
+                <w:rFonts w:eastAsiaTheme="majorEastAsia" w:cstheme="majorBidi"/>
+                <w:iCs/>
+              </w:rPr>
+            </w:pPr>
+            <w:r>
+              <w:rPr>
+                <w:rFonts w:eastAsiaTheme="majorEastAsia" w:cstheme="majorBidi"/>
+                <w:iCs/>
+              </w:rPr>
+              <w:t>позитивный</w:t>
+            </w:r>
+          </w:p>
+        </w:tc>
+        <w:tc>
+          <w:tcPr>
+            <w:tcW w:w="1558" w:type="dxa"/>
+          </w:tcPr>
+          <w:p>
+            <w:pPr>
+              <w:rPr>
+                <w:rFonts w:eastAsiaTheme="majorEastAsia" w:cstheme="majorBidi"/>
+                <w:iCs/>
+              </w:rPr>
+            </w:pPr>
+            <w:proofErr w:type="gramStart"/>
+            <w:r>
+              <w:rPr>
+                <w:rFonts w:eastAsiaTheme="majorEastAsia" w:cstheme="majorBidi"/>
+                <w:iCs/>
+              </w:rPr>
+              <w:t>f(</w:t>
+            </w:r>
+            <w:proofErr w:type="gramEnd"/>
+            <w:r>
+              <w:rPr>
+                <w:rFonts w:eastAsiaTheme="majorEastAsia" w:cstheme="majorBidi"/>
+                <w:iCs/>
+              </w:rPr>
+              <w:t xml:space="preserve">5) = </w:t>
+            </w:r>
+            <w:proofErr w:type="spellStart"/>
+            <w:proofErr w:type="gramStart"/>
+            <w:r>
+              <w:rPr>
+                <w:rFonts w:eastAsiaTheme="majorEastAsia" w:cstheme="majorBidi"/>
+                <w:iCs/>
+              </w:rPr>
+              <w:t>ln</w:t>
+            </w:r>
+            <w:proofErr w:type="spellEnd"/>
+            <w:r>
+              <w:rPr>
+                <w:rFonts w:eastAsiaTheme="majorEastAsia" w:cstheme="majorBidi"/>
+                <w:iCs/>
+              </w:rPr>
+              <w:t>(</w:t>
+            </w:r>
+            <w:proofErr w:type="gramEnd"/>
+            <w:r>
+              <w:rPr>
+                <w:rFonts w:eastAsiaTheme="majorEastAsia" w:cstheme="majorBidi"/>
+                <w:iCs/>
+              </w:rPr>
+              <w:t>10) ≈ 2.3026</w:t>
+            </w:r>
+          </w:p>
+        </w:tc>
+        <w:tc>
+          <w:tcPr>
+            <w:tcW w:w="1558" w:type="dxa"/>
+          </w:tcPr>
+          <w:p>
+            <w:pPr>
+              <w:rPr>
+                <w:rFonts w:eastAsiaTheme="majorEastAsia" w:cstheme="majorBidi"/>
+                <w:iCs/>
+              </w:rPr>
+            </w:pPr>
+            <w:r>
+              <w:rPr>
+                <w:rFonts w:eastAsiaTheme="majorEastAsia" w:cstheme="majorBidi"/>
+                <w:iCs/>
+              </w:rPr>
+              <w:t>Пройден</w:t>
+            </w:r>
+          </w:p>
+        </w:tc>
+      </w:tr>
+      <w:tr>
+        <w:tc>
+          <w:tcPr>
+            <w:tcW w:w="715" w:type="dxa"/>
+          </w:tcPr>
+          <w:p>
+            <w:pPr>
+              <w:rPr>
+                <w:rFonts w:eastAsiaTheme="majorEastAsia" w:cstheme="majorBidi"/>
+                <w:iCs/>
+              </w:rPr>
+            </w:pPr>
+            <w:r>
+              <w:rPr>
+                <w:rFonts w:eastAsiaTheme="majorEastAsia" w:cstheme="majorBidi"/>
+                <w:iCs/>
+              </w:rPr>
+              <w:t>7</w:t>
+            </w:r>
+          </w:p>
+        </w:tc>
+        <w:tc>
+          <w:tcPr>
+            <w:tcW w:w="2399" w:type="dxa"/>
+          </w:tcPr>
+          <w:p>
+            <w:pPr>
+              <w:rPr>
+                <w:rFonts w:eastAsiaTheme="majorEastAsia" w:cstheme="majorBidi"/>
+                <w:iCs/>
+              </w:rPr>
+            </w:pPr>
+            <w:r>
+              <w:rPr>
+                <w:rFonts w:eastAsiaTheme="majorEastAsia" w:cstheme="majorBidi"/>
+                <w:iCs/>
+              </w:rPr>
+              <w:t>10</w:t>
+            </w:r>
+          </w:p>
+        </w:tc>
+        <w:tc>
+          <w:tcPr>
+            <w:tcW w:w="1557" w:type="dxa"/>
+          </w:tcPr>
+          <w:p>
+            <w:pPr>
+              <w:rPr>
+                <w:rFonts w:eastAsiaTheme="majorEastAsia" w:cstheme="majorBidi"/>
+                <w:iCs/>
+              </w:rPr>
+            </w:pPr>
+            <w:r>
+              <w:rPr>
+                <w:rFonts w:eastAsiaTheme="majorEastAsia" w:cstheme="majorBidi"/>
+                <w:iCs/>
+              </w:rPr>
+              <w:t>Вычисление выполнено</w:t>
+            </w:r>
+          </w:p>
+        </w:tc>
+        <w:tc>
+          <w:tcPr>
+            <w:tcW w:w="1558" w:type="dxa"/>
+          </w:tcPr>
+          <w:p>
+            <w:pPr>
+              <w:rPr>
+                <w:rFonts w:eastAsiaTheme="majorEastAsia" w:cstheme="majorBidi"/>
+                <w:iCs/>
+              </w:rPr>
+            </w:pPr>
+            <w:r>
+              <w:rPr>
+                <w:rFonts w:eastAsiaTheme="majorEastAsia" w:cstheme="majorBidi"/>
+                <w:iCs/>
+              </w:rPr>
+              <w:t>позитивный</w:t>
+            </w:r>
+          </w:p>
+        </w:tc>
+        <w:tc>
+          <w:tcPr>
+            <w:tcW w:w="1558" w:type="dxa"/>
+          </w:tcPr>
+          <w:p>
+            <w:pPr>
+              <w:rPr>
+                <w:rFonts w:eastAsiaTheme="majorEastAsia" w:cstheme="majorBidi"/>
+                <w:iCs/>
+              </w:rPr>
+            </w:pPr>
+            <w:proofErr w:type="gramStart"/>
+            <w:r>
+              <w:rPr>
+                <w:rFonts w:eastAsiaTheme="majorEastAsia" w:cstheme="majorBidi"/>
+                <w:iCs/>
+              </w:rPr>
+              <w:t>f(</w:t>
+            </w:r>
+            <w:proofErr w:type="gramEnd"/>
+            <w:r>
+              <w:rPr>
+                <w:rFonts w:eastAsiaTheme="majorEastAsia" w:cstheme="majorBidi"/>
+                <w:iCs/>
+              </w:rPr>
+              <w:t xml:space="preserve">10) = </w:t>
+            </w:r>
+            <w:proofErr w:type="spellStart"/>
+            <w:proofErr w:type="gramStart"/>
+            <w:r>
+              <w:rPr>
+                <w:rFonts w:eastAsiaTheme="majorEastAsia" w:cstheme="majorBidi"/>
+                <w:iCs/>
+              </w:rPr>
+              <w:t>ln</w:t>
+            </w:r>
+            <w:proofErr w:type="spellEnd"/>
+            <w:r>
+              <w:rPr>
+                <w:rFonts w:eastAsiaTheme="majorEastAsia" w:cstheme="majorBidi"/>
+                <w:iCs/>
+              </w:rPr>
+              <w:t>(</w:t>
+            </w:r>
+            <w:proofErr w:type="gramEnd"/>
+            <w:r>
+              <w:rPr>
+                <w:rFonts w:eastAsiaTheme="majorEastAsia" w:cstheme="majorBidi"/>
+                <w:iCs/>
+              </w:rPr>
+              <w:t>15) ≈ 2.7081</w:t>
+            </w:r>
+          </w:p>
+        </w:tc>
+        <w:tc>
+          <w:tcPr>
+            <w:tcW w:w="1558" w:type="dxa"/>
+          </w:tcPr>
+          <w:p>
+            <w:pPr>
+              <w:rPr>
+                <w:rFonts w:eastAsiaTheme="majorEastAsia" w:cstheme="majorBidi"/>
+                <w:iCs/>
+              </w:rPr>
+            </w:pPr>
+            <w:r>
+              <w:rPr>
+                <w:rFonts w:eastAsiaTheme="majorEastAsia" w:cstheme="majorBidi"/>
+                <w:iCs/>
+              </w:rPr>
+              <w:t>Пройден</w:t>
+            </w:r>
+          </w:p>
+        </w:tc>
+      </w:tr>
+      <w:tr>
+        <w:tc>
+          <w:tcPr>
+            <w:tcW w:w="715" w:type="dxa"/>
+          </w:tcPr>
+          <w:p>
+            <w:pPr>
+              <w:rPr>
+                <w:rFonts w:eastAsiaTheme="majorEastAsia" w:cstheme="majorBidi"/>
+                <w:iCs/>
+              </w:rPr>
+            </w:pPr>
+            <w:r>
+              <w:rPr>
+                <w:rFonts w:eastAsiaTheme="majorEastAsia" w:cstheme="majorBidi"/>
+                <w:iCs/>
+              </w:rPr>
+              <w:t>8</w:t>
+            </w:r>
+          </w:p>
+        </w:tc>
+        <w:tc>
+          <w:tcPr>
+            <w:tcW w:w="2399" w:type="dxa"/>
+          </w:tcPr>
+          <w:p>
+            <w:pPr>
+              <w:rPr>
+                <w:rFonts w:eastAsiaTheme="majorEastAsia" w:cstheme="majorBidi"/>
+                <w:iCs/>
+              </w:rPr>
+            </w:pPr>
+            <w:r>
+              <w:rPr>
+                <w:rFonts w:eastAsiaTheme="majorEastAsia" w:cstheme="majorBidi"/>
+                <w:iCs/>
+              </w:rPr>
+              <w:t>-10</w:t>
+            </w:r>
+          </w:p>
+        </w:tc>
+        <w:tc>
+          <w:tcPr>
+            <w:tcW w:w="1557" w:type="dxa"/>
+          </w:tcPr>
+          <w:p>
+            <w:pPr>
+              <w:rPr>
+                <w:rFonts w:eastAsiaTheme="majorEastAsia" w:cstheme="majorBidi"/>
+                <w:iCs/>
+              </w:rPr>
+            </w:pPr>
+            <w:r>
+              <w:rPr>
+                <w:rFonts w:eastAsiaTheme="majorEastAsia" w:cstheme="majorBidi"/>
+                <w:iCs/>
+              </w:rPr>
+              <w:t>Вычисление невозможно</w:t>
+            </w:r>
+          </w:p>
+        </w:tc>
+        <w:tc>
+          <w:tcPr>
+            <w:tcW w:w="1558" w:type="dxa"/>
+          </w:tcPr>
+          <w:p>
+            <w:pPr>
+              <w:rPr>
+                <w:rFonts w:eastAsiaTheme="majorEastAsia" w:cstheme="majorBidi"/>
+                <w:iCs/>
+              </w:rPr>
+            </w:pPr>
+            <w:r>
+              <w:rPr>
+                <w:rFonts w:eastAsiaTheme="majorEastAsia" w:cstheme="majorBidi"/>
+                <w:iCs/>
+              </w:rPr>
+              <w:t>негативный</w:t>
+            </w:r>
+          </w:p>
+        </w:tc>
+        <w:tc>
+          <w:tcPr>
+            <w:tcW w:w="1558" w:type="dxa"/>
+          </w:tcPr>
+          <w:p>
+            <w:pPr>
+              <w:rPr>
+                <w:rFonts w:eastAsiaTheme="majorEastAsia" w:cstheme="majorBidi"/>
+                <w:iCs/>
+              </w:rPr>
+            </w:pPr>
+            <w:r>
+              <w:rPr>
+                <w:rFonts w:eastAsiaTheme="majorEastAsia" w:cstheme="majorBidi"/>
+                <w:iCs/>
+              </w:rPr>
+              <w:t>Вычисление невозможно</w:t>
+            </w:r>
+          </w:p>
+        </w:tc>
+        <w:tc>
+          <w:tcPr>
+            <w:tcW w:w="1558" w:type="dxa"/>
+          </w:tcPr>
+          <w:p>
+            <w:pPr>
+              <w:rPr>
+                <w:rFonts w:eastAsiaTheme="majorEastAsia" w:cstheme="majorBidi"/>
+                <w:iCs/>
+              </w:rPr>
+            </w:pPr>
+            <w:r>
+              <w:rPr>
+                <w:rFonts w:eastAsiaTheme="majorEastAsia" w:cstheme="majorBidi"/>
+                <w:iCs/>
+              </w:rPr>
+              <w:t>Пройден</w:t>
+            </w:r>
+          </w:p>
+        </w:tc>
+      </w:tr>
+      <w:tr>
+        <w:tc>
+          <w:tcPr>
+            <w:tcW w:w="715" w:type="dxa"/>
+          </w:tcPr>
+          <w:p>
+            <w:pPr>
+              <w:rPr>
+                <w:rFonts w:eastAsiaTheme="majorEastAsia" w:cstheme="majorBidi"/>
+                <w:iCs/>
+              </w:rPr>
+            </w:pPr>
+            <w:r>
+              <w:rPr>
+                <w:rFonts w:eastAsiaTheme="majorEastAsia" w:cstheme="majorBidi"/>
+                <w:iCs/>
+              </w:rPr>
+              <w:t>9</w:t>
+            </w:r>
+          </w:p>
+        </w:tc>
+        <w:tc>
+          <w:tcPr>
+            <w:tcW w:w="2399" w:type="dxa"/>
+          </w:tcPr>
+          <w:p>
+            <w:pPr>
+              <w:rPr>
+                <w:rFonts w:eastAsiaTheme="majorEastAsia" w:cstheme="majorBidi"/>
+                <w:iCs/>
+              </w:rPr>
+            </w:pPr>
+            <w:r>
+              <w:rPr>
+                <w:rFonts w:eastAsiaTheme="majorEastAsia" w:cstheme="majorBidi"/>
+                <w:iCs/>
+              </w:rPr>
+              <w:t>-6</w:t>
+            </w:r>
+          </w:p>
+        </w:tc>
+        <w:tc>
+          <w:tcPr>
+            <w:tcW w:w="1557" w:type="dxa"/>
+          </w:tcPr>
+          <w:p>
+            <w:pPr>
+              <w:rPr>
+                <w:rFonts w:eastAsiaTheme="majorEastAsia" w:cstheme="majorBidi"/>
+                <w:iCs/>
+              </w:rPr>
+            </w:pPr>
+            <w:r>
+              <w:rPr>
+                <w:rFonts w:eastAsiaTheme="majorEastAsia" w:cstheme="majorBidi"/>
+                <w:iCs/>
+              </w:rPr>
+              <w:t>Вычисление невозможно</w:t>
+            </w:r>
+          </w:p>
+        </w:tc>
+        <w:tc>
+          <w:tcPr>
+            <w:tcW w:w="1558" w:type="dxa"/>
+          </w:tcPr>
+          <w:p>
+            <w:pPr>
+              <w:rPr>
+                <w:rFonts w:eastAsiaTheme="majorEastAsia" w:cstheme="majorBidi"/>
+                <w:iCs/>
+              </w:rPr>
+            </w:pPr>
+            <w:r>
+              <w:rPr>
+                <w:rFonts w:eastAsiaTheme="majorEastAsia" w:cstheme="majorBidi"/>
+                <w:iCs/>
+              </w:rPr>
+              <w:t>негативный</w:t>
+            </w:r>
+          </w:p>
+        </w:tc>
+        <w:tc>
+          <w:tcPr>
+            <w:tcW w:w="1558" w:type="dxa"/>
+          </w:tcPr>
+          <w:p>
+            <w:pPr>
+              <w:rPr>
+                <w:rFonts w:eastAsiaTheme="majorEastAsia" w:cstheme="majorBidi"/>
+                <w:iCs/>
+              </w:rPr>
+            </w:pPr>
+            <w:r>
+              <w:rPr>
+                <w:rFonts w:eastAsiaTheme="majorEastAsia" w:cstheme="majorBidi"/>
+                <w:iCs/>
+              </w:rPr>
+              <w:t>Вычисление невозможно</w:t>
+            </w:r>
+          </w:p>
+        </w:tc>
+        <w:tc>
+          <w:tcPr>
+            <w:tcW w:w="1558" w:type="dxa"/>
+          </w:tcPr>
+          <w:p>
+            <w:pPr>
+              <w:rPr>
+                <w:rFonts w:eastAsiaTheme="majorEastAsia" w:cstheme="majorBidi"/>
+                <w:iCs/>
+              </w:rPr>
+            </w:pPr>
+            <w:r>
+              <w:rPr>
+                <w:rFonts w:eastAsiaTheme="majorEastAsia" w:cstheme="majorBidi"/>
+                <w:iCs/>
+              </w:rPr>
               <w:t>Пройден</w:t>
             </w:r>
           </w:p>

--- a/Практическая работа 6 Черный ящик.docx
+++ b/Практическая работа 6 Черный ящик.docx
@@ -1735,874 +1735,6 @@
                 <w:iCs/>
               </w:rPr>
               <w:t>0.01) ≈ -4.6052</w:t>
-            </w:r>
-          </w:p>
-        </w:tc>
-        <w:tc>
-          <w:tcPr>
-            <w:tcW w:w="1558" w:type="dxa"/>
-          </w:tcPr>
-          <w:p>
-            <w:pPr>
-              <w:rPr>
-                <w:rFonts w:eastAsiaTheme="majorEastAsia" w:cstheme="majorBidi"/>
-                <w:iCs/>
-              </w:rPr>
-            </w:pPr>
-            <w:r>
-              <w:rPr>
-                <w:rFonts w:eastAsiaTheme="majorEastAsia" w:cstheme="majorBidi"/>
-                <w:iCs/>
-              </w:rPr>
-              <w:t>Пройден</w:t>
-            </w:r>
-          </w:p>
-        </w:tc>
-      </w:tr>
-      <w:tr>
-        <w:tc>
-          <w:tcPr>
-            <w:tcW w:w="715" w:type="dxa"/>
-          </w:tcPr>
-          <w:p>
-            <w:pPr>
-              <w:rPr>
-                <w:rFonts w:eastAsiaTheme="majorEastAsia" w:cstheme="majorBidi"/>
-                <w:iCs/>
-              </w:rPr>
-            </w:pPr>
-            <w:r>
-              <w:rPr>
-                <w:rFonts w:eastAsiaTheme="majorEastAsia" w:cstheme="majorBidi"/>
-                <w:iCs/>
-              </w:rPr>
-              <w:t>4</w:t>
-            </w:r>
-          </w:p>
-        </w:tc>
-        <w:tc>
-          <w:tcPr>
-            <w:tcW w:w="2399" w:type="dxa"/>
-          </w:tcPr>
-          <w:p>
-            <w:pPr>
-              <w:rPr>
-                <w:rFonts w:eastAsiaTheme="majorEastAsia" w:cstheme="majorBidi"/>
-                <w:iCs/>
-              </w:rPr>
-            </w:pPr>
-            <w:r>
-              <w:rPr>
-                <w:rFonts w:eastAsiaTheme="majorEastAsia" w:cstheme="majorBidi"/>
-                <w:iCs/>
-              </w:rPr>
-              <w:t>0</w:t>
-            </w:r>
-          </w:p>
-        </w:tc>
-        <w:tc>
-          <w:tcPr>
-            <w:tcW w:w="1557" w:type="dxa"/>
-          </w:tcPr>
-          <w:p>
-            <w:pPr>
-              <w:rPr>
-                <w:rFonts w:eastAsiaTheme="majorEastAsia" w:cstheme="majorBidi"/>
-                <w:iCs/>
-              </w:rPr>
-            </w:pPr>
-            <w:r>
-              <w:rPr>
-                <w:rFonts w:eastAsiaTheme="majorEastAsia" w:cstheme="majorBidi"/>
-                <w:iCs/>
-              </w:rPr>
-              <w:t>Вычисление выполнено</w:t>
-            </w:r>
-          </w:p>
-        </w:tc>
-        <w:tc>
-          <w:tcPr>
-            <w:tcW w:w="1558" w:type="dxa"/>
-          </w:tcPr>
-          <w:p>
-            <w:pPr>
-              <w:rPr>
-                <w:rFonts w:eastAsiaTheme="majorEastAsia" w:cstheme="majorBidi"/>
-                <w:iCs/>
-              </w:rPr>
-            </w:pPr>
-            <w:r>
-              <w:rPr>
-                <w:rFonts w:eastAsiaTheme="majorEastAsia" w:cstheme="majorBidi"/>
-                <w:iCs/>
-              </w:rPr>
-              <w:t>позитивный</w:t>
-            </w:r>
-          </w:p>
-        </w:tc>
-        <w:tc>
-          <w:tcPr>
-            <w:tcW w:w="1558" w:type="dxa"/>
-          </w:tcPr>
-          <w:p>
-            <w:pPr>
-              <w:rPr>
-                <w:rFonts w:eastAsiaTheme="majorEastAsia" w:cstheme="majorBidi"/>
-                <w:iCs/>
-              </w:rPr>
-            </w:pPr>
-            <w:proofErr w:type="gramStart"/>
-            <w:r>
-              <w:rPr>
-                <w:rFonts w:eastAsiaTheme="majorEastAsia" w:cstheme="majorBidi"/>
-                <w:iCs/>
-              </w:rPr>
-              <w:t>f(</w:t>
-            </w:r>
-            <w:proofErr w:type="gramEnd"/>
-            <w:r>
-              <w:rPr>
-                <w:rFonts w:eastAsiaTheme="majorEastAsia" w:cstheme="majorBidi"/>
-                <w:iCs/>
-              </w:rPr>
-              <w:t xml:space="preserve">0) = </w:t>
-            </w:r>
-            <w:proofErr w:type="spellStart"/>
-            <w:proofErr w:type="gramStart"/>
-            <w:r>
-              <w:rPr>
-                <w:rFonts w:eastAsiaTheme="majorEastAsia" w:cstheme="majorBidi"/>
-                <w:iCs/>
-              </w:rPr>
-              <w:t>ln</w:t>
-            </w:r>
-            <w:proofErr w:type="spellEnd"/>
-            <w:r>
-              <w:rPr>
-                <w:rFonts w:eastAsiaTheme="majorEastAsia" w:cstheme="majorBidi"/>
-                <w:iCs/>
-              </w:rPr>
-              <w:t>(</w:t>
-            </w:r>
-            <w:proofErr w:type="gramEnd"/>
-            <w:r>
-              <w:rPr>
-                <w:rFonts w:eastAsiaTheme="majorEastAsia" w:cstheme="majorBidi"/>
-                <w:iCs/>
-              </w:rPr>
-              <w:t>5) ≈ 1.6094</w:t>
-            </w:r>
-          </w:p>
-        </w:tc>
-        <w:tc>
-          <w:tcPr>
-            <w:tcW w:w="1558" w:type="dxa"/>
-          </w:tcPr>
-          <w:p>
-            <w:pPr>
-              <w:rPr>
-                <w:rFonts w:eastAsiaTheme="majorEastAsia" w:cstheme="majorBidi"/>
-                <w:iCs/>
-              </w:rPr>
-            </w:pPr>
-            <w:r>
-              <w:rPr>
-                <w:rFonts w:eastAsiaTheme="majorEastAsia" w:cstheme="majorBidi"/>
-                <w:iCs/>
-              </w:rPr>
-              <w:t>Пройден</w:t>
-            </w:r>
-          </w:p>
-        </w:tc>
-      </w:tr>
-      <w:tr>
-        <w:tc>
-          <w:tcPr>
-            <w:tcW w:w="715" w:type="dxa"/>
-          </w:tcPr>
-          <w:p>
-            <w:pPr>
-              <w:rPr>
-                <w:rFonts w:eastAsiaTheme="majorEastAsia" w:cstheme="majorBidi"/>
-                <w:iCs/>
-              </w:rPr>
-            </w:pPr>
-            <w:r>
-              <w:rPr>
-                <w:rFonts w:eastAsiaTheme="majorEastAsia" w:cstheme="majorBidi"/>
-                <w:iCs/>
-              </w:rPr>
-              <w:t>5</w:t>
-            </w:r>
-          </w:p>
-        </w:tc>
-        <w:tc>
-          <w:tcPr>
-            <w:tcW w:w="2399" w:type="dxa"/>
-          </w:tcPr>
-          <w:p>
-            <w:pPr>
-              <w:rPr>
-                <w:rFonts w:eastAsiaTheme="majorEastAsia" w:cstheme="majorBidi"/>
-                <w:iCs/>
-              </w:rPr>
-            </w:pPr>
-            <w:r>
-              <w:rPr>
-                <w:rFonts w:eastAsiaTheme="majorEastAsia" w:cstheme="majorBidi"/>
-                <w:iCs/>
-              </w:rPr>
-              <w:t>1</w:t>
-            </w:r>
-          </w:p>
-        </w:tc>
-        <w:tc>
-          <w:tcPr>
-            <w:tcW w:w="1557" w:type="dxa"/>
-          </w:tcPr>
-          <w:p>
-            <w:pPr>
-              <w:rPr>
-                <w:rFonts w:eastAsiaTheme="majorEastAsia" w:cstheme="majorBidi"/>
-                <w:iCs/>
-              </w:rPr>
-            </w:pPr>
-            <w:r>
-              <w:rPr>
-                <w:rFonts w:eastAsiaTheme="majorEastAsia" w:cstheme="majorBidi"/>
-                <w:iCs/>
-              </w:rPr>
-              <w:t>Вычисление выполнено</w:t>
-            </w:r>
-          </w:p>
-        </w:tc>
-        <w:tc>
-          <w:tcPr>
-            <w:tcW w:w="1558" w:type="dxa"/>
-          </w:tcPr>
-          <w:p>
-            <w:pPr>
-              <w:rPr>
-                <w:rFonts w:eastAsiaTheme="majorEastAsia" w:cstheme="majorBidi"/>
-                <w:iCs/>
-              </w:rPr>
-            </w:pPr>
-            <w:r>
-              <w:rPr>
-                <w:rFonts w:eastAsiaTheme="majorEastAsia" w:cstheme="majorBidi"/>
-                <w:iCs/>
-              </w:rPr>
-              <w:t>позитивный</w:t>
-            </w:r>
-          </w:p>
-        </w:tc>
-        <w:tc>
-          <w:tcPr>
-            <w:tcW w:w="1558" w:type="dxa"/>
-          </w:tcPr>
-          <w:p>
-            <w:pPr>
-              <w:rPr>
-                <w:rFonts w:eastAsiaTheme="majorEastAsia" w:cstheme="majorBidi"/>
-                <w:iCs/>
-              </w:rPr>
-            </w:pPr>
-            <w:proofErr w:type="gramStart"/>
-            <w:r>
-              <w:rPr>
-                <w:rFonts w:eastAsiaTheme="majorEastAsia" w:cstheme="majorBidi"/>
-                <w:iCs/>
-              </w:rPr>
-              <w:t>f(</w:t>
-            </w:r>
-            <w:proofErr w:type="gramEnd"/>
-            <w:r>
-              <w:rPr>
-                <w:rFonts w:eastAsiaTheme="majorEastAsia" w:cstheme="majorBidi"/>
-                <w:iCs/>
-              </w:rPr>
-              <w:t xml:space="preserve">1) = </w:t>
-            </w:r>
-            <w:proofErr w:type="spellStart"/>
-            <w:proofErr w:type="gramStart"/>
-            <w:r>
-              <w:rPr>
-                <w:rFonts w:eastAsiaTheme="majorEastAsia" w:cstheme="majorBidi"/>
-                <w:iCs/>
-              </w:rPr>
-              <w:t>ln</w:t>
-            </w:r>
-            <w:proofErr w:type="spellEnd"/>
-            <w:r>
-              <w:rPr>
-                <w:rFonts w:eastAsiaTheme="majorEastAsia" w:cstheme="majorBidi"/>
-                <w:iCs/>
-              </w:rPr>
-              <w:t>(</w:t>
-            </w:r>
-            <w:proofErr w:type="gramEnd"/>
-            <w:r>
-              <w:rPr>
-                <w:rFonts w:eastAsiaTheme="majorEastAsia" w:cstheme="majorBidi"/>
-                <w:iCs/>
-              </w:rPr>
-              <w:t>6) ≈ 1.7918</w:t>
-            </w:r>
-          </w:p>
-        </w:tc>
-        <w:tc>
-          <w:tcPr>
-            <w:tcW w:w="1558" w:type="dxa"/>
-          </w:tcPr>
-          <w:p>
-            <w:pPr>
-              <w:rPr>
-                <w:rFonts w:eastAsiaTheme="majorEastAsia" w:cstheme="majorBidi"/>
-                <w:iCs/>
-              </w:rPr>
-            </w:pPr>
-            <w:r>
-              <w:rPr>
-                <w:rFonts w:eastAsiaTheme="majorEastAsia" w:cstheme="majorBidi"/>
-                <w:iCs/>
-              </w:rPr>
-              <w:t>Пройден</w:t>
-            </w:r>
-          </w:p>
-        </w:tc>
-      </w:tr>
-      <w:tr>
-        <w:tc>
-          <w:tcPr>
-            <w:tcW w:w="715" w:type="dxa"/>
-          </w:tcPr>
-          <w:p>
-            <w:pPr>
-              <w:rPr>
-                <w:rFonts w:eastAsiaTheme="majorEastAsia" w:cstheme="majorBidi"/>
-                <w:iCs/>
-              </w:rPr>
-            </w:pPr>
-            <w:r>
-              <w:rPr>
-                <w:rFonts w:eastAsiaTheme="majorEastAsia" w:cstheme="majorBidi"/>
-                <w:iCs/>
-              </w:rPr>
-              <w:t>6</w:t>
-            </w:r>
-          </w:p>
-        </w:tc>
-        <w:tc>
-          <w:tcPr>
-            <w:tcW w:w="2399" w:type="dxa"/>
-          </w:tcPr>
-          <w:p>
-            <w:pPr>
-              <w:rPr>
-                <w:rFonts w:eastAsiaTheme="majorEastAsia" w:cstheme="majorBidi"/>
-                <w:iCs/>
-              </w:rPr>
-            </w:pPr>
-            <w:r>
-              <w:rPr>
-                <w:rFonts w:eastAsiaTheme="majorEastAsia" w:cstheme="majorBidi"/>
-                <w:iCs/>
-              </w:rPr>
-              <w:t>5</w:t>
-            </w:r>
-          </w:p>
-        </w:tc>
-        <w:tc>
-          <w:tcPr>
-            <w:tcW w:w="1557" w:type="dxa"/>
-          </w:tcPr>
-          <w:p>
-            <w:pPr>
-              <w:rPr>
-                <w:rFonts w:eastAsiaTheme="majorEastAsia" w:cstheme="majorBidi"/>
-                <w:iCs/>
-              </w:rPr>
-            </w:pPr>
-            <w:r>
-              <w:rPr>
-                <w:rFonts w:eastAsiaTheme="majorEastAsia" w:cstheme="majorBidi"/>
-                <w:iCs/>
-              </w:rPr>
-              <w:t>Вычисление выполнено</w:t>
-            </w:r>
-          </w:p>
-        </w:tc>
-        <w:tc>
-          <w:tcPr>
-            <w:tcW w:w="1558" w:type="dxa"/>
-          </w:tcPr>
-          <w:p>
-            <w:pPr>
-              <w:rPr>
-                <w:rFonts w:eastAsiaTheme="majorEastAsia" w:cstheme="majorBidi"/>
-                <w:iCs/>
-              </w:rPr>
-            </w:pPr>
-            <w:r>
-              <w:rPr>
-                <w:rFonts w:eastAsiaTheme="majorEastAsia" w:cstheme="majorBidi"/>
-                <w:iCs/>
-              </w:rPr>
-              <w:t>позитивный</w:t>
-            </w:r>
-          </w:p>
-        </w:tc>
-        <w:tc>
-          <w:tcPr>
-            <w:tcW w:w="1558" w:type="dxa"/>
-          </w:tcPr>
-          <w:p>
-            <w:pPr>
-              <w:rPr>
-                <w:rFonts w:eastAsiaTheme="majorEastAsia" w:cstheme="majorBidi"/>
-                <w:iCs/>
-              </w:rPr>
-            </w:pPr>
-            <w:proofErr w:type="gramStart"/>
-            <w:r>
-              <w:rPr>
-                <w:rFonts w:eastAsiaTheme="majorEastAsia" w:cstheme="majorBidi"/>
-                <w:iCs/>
-              </w:rPr>
-              <w:t>f(</w:t>
-            </w:r>
-            <w:proofErr w:type="gramEnd"/>
-            <w:r>
-              <w:rPr>
-                <w:rFonts w:eastAsiaTheme="majorEastAsia" w:cstheme="majorBidi"/>
-                <w:iCs/>
-              </w:rPr>
-              <w:t xml:space="preserve">5) = </w:t>
-            </w:r>
-            <w:proofErr w:type="spellStart"/>
-            <w:proofErr w:type="gramStart"/>
-            <w:r>
-              <w:rPr>
-                <w:rFonts w:eastAsiaTheme="majorEastAsia" w:cstheme="majorBidi"/>
-                <w:iCs/>
-              </w:rPr>
-              <w:t>ln</w:t>
-            </w:r>
-            <w:proofErr w:type="spellEnd"/>
-            <w:r>
-              <w:rPr>
-                <w:rFonts w:eastAsiaTheme="majorEastAsia" w:cstheme="majorBidi"/>
-                <w:iCs/>
-              </w:rPr>
-              <w:t>(</w:t>
-            </w:r>
-            <w:proofErr w:type="gramEnd"/>
-            <w:r>
-              <w:rPr>
-                <w:rFonts w:eastAsiaTheme="majorEastAsia" w:cstheme="majorBidi"/>
-                <w:iCs/>
-              </w:rPr>
-              <w:t>10) ≈ 2.3026</w:t>
-            </w:r>
-          </w:p>
-        </w:tc>
-        <w:tc>
-          <w:tcPr>
-            <w:tcW w:w="1558" w:type="dxa"/>
-          </w:tcPr>
-          <w:p>
-            <w:pPr>
-              <w:rPr>
-                <w:rFonts w:eastAsiaTheme="majorEastAsia" w:cstheme="majorBidi"/>
-                <w:iCs/>
-              </w:rPr>
-            </w:pPr>
-            <w:r>
-              <w:rPr>
-                <w:rFonts w:eastAsiaTheme="majorEastAsia" w:cstheme="majorBidi"/>
-                <w:iCs/>
-              </w:rPr>
-              <w:t>Пройден</w:t>
-            </w:r>
-          </w:p>
-        </w:tc>
-      </w:tr>
-      <w:tr>
-        <w:tc>
-          <w:tcPr>
-            <w:tcW w:w="715" w:type="dxa"/>
-          </w:tcPr>
-          <w:p>
-            <w:pPr>
-              <w:rPr>
-                <w:rFonts w:eastAsiaTheme="majorEastAsia" w:cstheme="majorBidi"/>
-                <w:iCs/>
-              </w:rPr>
-            </w:pPr>
-            <w:r>
-              <w:rPr>
-                <w:rFonts w:eastAsiaTheme="majorEastAsia" w:cstheme="majorBidi"/>
-                <w:iCs/>
-              </w:rPr>
-              <w:t>7</w:t>
-            </w:r>
-          </w:p>
-        </w:tc>
-        <w:tc>
-          <w:tcPr>
-            <w:tcW w:w="2399" w:type="dxa"/>
-          </w:tcPr>
-          <w:p>
-            <w:pPr>
-              <w:rPr>
-                <w:rFonts w:eastAsiaTheme="majorEastAsia" w:cstheme="majorBidi"/>
-                <w:iCs/>
-              </w:rPr>
-            </w:pPr>
-            <w:r>
-              <w:rPr>
-                <w:rFonts w:eastAsiaTheme="majorEastAsia" w:cstheme="majorBidi"/>
-                <w:iCs/>
-              </w:rPr>
-              <w:t>10</w:t>
-            </w:r>
-          </w:p>
-        </w:tc>
-        <w:tc>
-          <w:tcPr>
-            <w:tcW w:w="1557" w:type="dxa"/>
-          </w:tcPr>
-          <w:p>
-            <w:pPr>
-              <w:rPr>
-                <w:rFonts w:eastAsiaTheme="majorEastAsia" w:cstheme="majorBidi"/>
-                <w:iCs/>
-              </w:rPr>
-            </w:pPr>
-            <w:r>
-              <w:rPr>
-                <w:rFonts w:eastAsiaTheme="majorEastAsia" w:cstheme="majorBidi"/>
-                <w:iCs/>
-              </w:rPr>
-              <w:t>Вычисление выполнено</w:t>
-            </w:r>
-          </w:p>
-        </w:tc>
-        <w:tc>
-          <w:tcPr>
-            <w:tcW w:w="1558" w:type="dxa"/>
-          </w:tcPr>
-          <w:p>
-            <w:pPr>
-              <w:rPr>
-                <w:rFonts w:eastAsiaTheme="majorEastAsia" w:cstheme="majorBidi"/>
-                <w:iCs/>
-              </w:rPr>
-            </w:pPr>
-            <w:r>
-              <w:rPr>
-                <w:rFonts w:eastAsiaTheme="majorEastAsia" w:cstheme="majorBidi"/>
-                <w:iCs/>
-              </w:rPr>
-              <w:t>позитивный</w:t>
-            </w:r>
-          </w:p>
-        </w:tc>
-        <w:tc>
-          <w:tcPr>
-            <w:tcW w:w="1558" w:type="dxa"/>
-          </w:tcPr>
-          <w:p>
-            <w:pPr>
-              <w:rPr>
-                <w:rFonts w:eastAsiaTheme="majorEastAsia" w:cstheme="majorBidi"/>
-                <w:iCs/>
-              </w:rPr>
-            </w:pPr>
-            <w:proofErr w:type="gramStart"/>
-            <w:r>
-              <w:rPr>
-                <w:rFonts w:eastAsiaTheme="majorEastAsia" w:cstheme="majorBidi"/>
-                <w:iCs/>
-              </w:rPr>
-              <w:t>f(</w:t>
-            </w:r>
-            <w:proofErr w:type="gramEnd"/>
-            <w:r>
-              <w:rPr>
-                <w:rFonts w:eastAsiaTheme="majorEastAsia" w:cstheme="majorBidi"/>
-                <w:iCs/>
-              </w:rPr>
-              <w:t xml:space="preserve">10) = </w:t>
-            </w:r>
-            <w:proofErr w:type="spellStart"/>
-            <w:proofErr w:type="gramStart"/>
-            <w:r>
-              <w:rPr>
-                <w:rFonts w:eastAsiaTheme="majorEastAsia" w:cstheme="majorBidi"/>
-                <w:iCs/>
-              </w:rPr>
-              <w:t>ln</w:t>
-            </w:r>
-            <w:proofErr w:type="spellEnd"/>
-            <w:r>
-              <w:rPr>
-                <w:rFonts w:eastAsiaTheme="majorEastAsia" w:cstheme="majorBidi"/>
-                <w:iCs/>
-              </w:rPr>
-              <w:t>(</w:t>
-            </w:r>
-            <w:proofErr w:type="gramEnd"/>
-            <w:r>
-              <w:rPr>
-                <w:rFonts w:eastAsiaTheme="majorEastAsia" w:cstheme="majorBidi"/>
-                <w:iCs/>
-              </w:rPr>
-              <w:t>15) ≈ 2.7081</w:t>
-            </w:r>
-          </w:p>
-        </w:tc>
-        <w:tc>
-          <w:tcPr>
-            <w:tcW w:w="1558" w:type="dxa"/>
-          </w:tcPr>
-          <w:p>
-            <w:pPr>
-              <w:rPr>
-                <w:rFonts w:eastAsiaTheme="majorEastAsia" w:cstheme="majorBidi"/>
-                <w:iCs/>
-              </w:rPr>
-            </w:pPr>
-            <w:r>
-              <w:rPr>
-                <w:rFonts w:eastAsiaTheme="majorEastAsia" w:cstheme="majorBidi"/>
-                <w:iCs/>
-              </w:rPr>
-              <w:t>Пройден</w:t>
-            </w:r>
-          </w:p>
-        </w:tc>
-      </w:tr>
-      <w:tr>
-        <w:tc>
-          <w:tcPr>
-            <w:tcW w:w="715" w:type="dxa"/>
-          </w:tcPr>
-          <w:p>
-            <w:pPr>
-              <w:rPr>
-                <w:rFonts w:eastAsiaTheme="majorEastAsia" w:cstheme="majorBidi"/>
-                <w:iCs/>
-              </w:rPr>
-            </w:pPr>
-            <w:r>
-              <w:rPr>
-                <w:rFonts w:eastAsiaTheme="majorEastAsia" w:cstheme="majorBidi"/>
-                <w:iCs/>
-              </w:rPr>
-              <w:t>8</w:t>
-            </w:r>
-          </w:p>
-        </w:tc>
-        <w:tc>
-          <w:tcPr>
-            <w:tcW w:w="2399" w:type="dxa"/>
-          </w:tcPr>
-          <w:p>
-            <w:pPr>
-              <w:rPr>
-                <w:rFonts w:eastAsiaTheme="majorEastAsia" w:cstheme="majorBidi"/>
-                <w:iCs/>
-              </w:rPr>
-            </w:pPr>
-            <w:r>
-              <w:rPr>
-                <w:rFonts w:eastAsiaTheme="majorEastAsia" w:cstheme="majorBidi"/>
-                <w:iCs/>
-              </w:rPr>
-              <w:t>-10</w:t>
-            </w:r>
-          </w:p>
-        </w:tc>
-        <w:tc>
-          <w:tcPr>
-            <w:tcW w:w="1557" w:type="dxa"/>
-          </w:tcPr>
-          <w:p>
-            <w:pPr>
-              <w:rPr>
-                <w:rFonts w:eastAsiaTheme="majorEastAsia" w:cstheme="majorBidi"/>
-                <w:iCs/>
-              </w:rPr>
-            </w:pPr>
-            <w:r>
-              <w:rPr>
-                <w:rFonts w:eastAsiaTheme="majorEastAsia" w:cstheme="majorBidi"/>
-                <w:iCs/>
-              </w:rPr>
-              <w:t>Вычисление невозможно</w:t>
-            </w:r>
-          </w:p>
-        </w:tc>
-        <w:tc>
-          <w:tcPr>
-            <w:tcW w:w="1558" w:type="dxa"/>
-          </w:tcPr>
-          <w:p>
-            <w:pPr>
-              <w:rPr>
-                <w:rFonts w:eastAsiaTheme="majorEastAsia" w:cstheme="majorBidi"/>
-                <w:iCs/>
-              </w:rPr>
-            </w:pPr>
-            <w:r>
-              <w:rPr>
-                <w:rFonts w:eastAsiaTheme="majorEastAsia" w:cstheme="majorBidi"/>
-                <w:iCs/>
-              </w:rPr>
-              <w:t>негативный</w:t>
-            </w:r>
-          </w:p>
-        </w:tc>
-        <w:tc>
-          <w:tcPr>
-            <w:tcW w:w="1558" w:type="dxa"/>
-          </w:tcPr>
-          <w:p>
-            <w:pPr>
-              <w:rPr>
-                <w:rFonts w:eastAsiaTheme="majorEastAsia" w:cstheme="majorBidi"/>
-                <w:iCs/>
-              </w:rPr>
-            </w:pPr>
-            <w:r>
-              <w:rPr>
-                <w:rFonts w:eastAsiaTheme="majorEastAsia" w:cstheme="majorBidi"/>
-                <w:iCs/>
-              </w:rPr>
-              <w:t>Вычисление невозможно</w:t>
-            </w:r>
-          </w:p>
-        </w:tc>
-        <w:tc>
-          <w:tcPr>
-            <w:tcW w:w="1558" w:type="dxa"/>
-          </w:tcPr>
-          <w:p>
-            <w:pPr>
-              <w:rPr>
-                <w:rFonts w:eastAsiaTheme="majorEastAsia" w:cstheme="majorBidi"/>
-                <w:iCs/>
-              </w:rPr>
-            </w:pPr>
-            <w:r>
-              <w:rPr>
-                <w:rFonts w:eastAsiaTheme="majorEastAsia" w:cstheme="majorBidi"/>
-                <w:iCs/>
-              </w:rPr>
-              <w:t>Пройден</w:t>
-            </w:r>
-          </w:p>
-        </w:tc>
-      </w:tr>
-      <w:tr>
-        <w:tc>
-          <w:tcPr>
-            <w:tcW w:w="715" w:type="dxa"/>
-          </w:tcPr>
-          <w:p>
-            <w:pPr>
-              <w:rPr>
-                <w:rFonts w:eastAsiaTheme="majorEastAsia" w:cstheme="majorBidi"/>
-                <w:iCs/>
-              </w:rPr>
-            </w:pPr>
-            <w:r>
-              <w:rPr>
-                <w:rFonts w:eastAsiaTheme="majorEastAsia" w:cstheme="majorBidi"/>
-                <w:iCs/>
-              </w:rPr>
-              <w:t>9</w:t>
-            </w:r>
-          </w:p>
-        </w:tc>
-        <w:tc>
-          <w:tcPr>
-            <w:tcW w:w="2399" w:type="dxa"/>
-          </w:tcPr>
-          <w:p>
-            <w:pPr>
-              <w:rPr>
-                <w:rFonts w:eastAsiaTheme="majorEastAsia" w:cstheme="majorBidi"/>
-                <w:iCs/>
-              </w:rPr>
-            </w:pPr>
-            <w:r>
-              <w:rPr>
-                <w:rFonts w:eastAsiaTheme="majorEastAsia" w:cstheme="majorBidi"/>
-                <w:iCs/>
-              </w:rPr>
-              <w:t>-6</w:t>
-            </w:r>
-          </w:p>
-        </w:tc>
-        <w:tc>
-          <w:tcPr>
-            <w:tcW w:w="1557" w:type="dxa"/>
-          </w:tcPr>
-          <w:p>
-            <w:pPr>
-              <w:rPr>
-                <w:rFonts w:eastAsiaTheme="majorEastAsia" w:cstheme="majorBidi"/>
-                <w:iCs/>
-              </w:rPr>
-            </w:pPr>
-            <w:r>
-              <w:rPr>
-                <w:rFonts w:eastAsiaTheme="majorEastAsia" w:cstheme="majorBidi"/>
-                <w:iCs/>
-              </w:rPr>
-              <w:t>Вычисление невозможно</w:t>
-            </w:r>
-          </w:p>
-        </w:tc>
-        <w:tc>
-          <w:tcPr>
-            <w:tcW w:w="1558" w:type="dxa"/>
-          </w:tcPr>
-          <w:p>
-            <w:pPr>
-              <w:rPr>
-                <w:rFonts w:eastAsiaTheme="majorEastAsia" w:cstheme="majorBidi"/>
-                <w:iCs/>
-              </w:rPr>
-            </w:pPr>
-            <w:r>
-              <w:rPr>
-                <w:rFonts w:eastAsiaTheme="majorEastAsia" w:cstheme="majorBidi"/>
-                <w:iCs/>
-              </w:rPr>
-              <w:t>негативный</w:t>
-            </w:r>
-          </w:p>
-        </w:tc>
-        <w:tc>
-          <w:tcPr>
-            <w:tcW w:w="1558" w:type="dxa"/>
-          </w:tcPr>
-          <w:p>
-            <w:pPr>
-              <w:rPr>
-                <w:rFonts w:eastAsiaTheme="majorEastAsia" w:cstheme="majorBidi"/>
-                <w:iCs/>
-              </w:rPr>
-            </w:pPr>
-            <w:r>
-              <w:rPr>
-                <w:rFonts w:eastAsiaTheme="majorEastAsia" w:cstheme="majorBidi"/>
-                <w:iCs/>
-              </w:rPr>
-              <w:t>Вычисление невозможно</w:t>
             </w:r>
           </w:p>
         </w:tc>
@@ -3252,6 +2384,7 @@
   <w:style w:type="character" w:default="1" w:styleId="DefaultParagraphFont">
     <w:name w:val="Default Paragraph Font"/>
     <w:uiPriority w:val="1"/>
+    <w:semiHidden/>
     <w:unhideWhenUsed/>
   </w:style>
   <w:style w:type="table" w:default="1" w:styleId="TableNormal">
